--- a/governance/production-operating-rules.docx
+++ b/governance/production-operating-rules.docx
@@ -112,7 +112,7 @@
           <w:color w:val="13405A"/>
           <w:u w:val="single"/>
         </w:rPr>
-        <w:t>governance/rap-implementation-review.md</w:t>
+        <w:t>governance/governance-and-production-readiness-review.md</w:t>
       </w:r>
       <w:r>
         <w:t>.</w:t>

--- a/governance/production-operating-rules.docx
+++ b/governance/production-operating-rules.docx
@@ -1529,16 +1529,69 @@
         <w:rPr>
           <w:b/>
         </w:rPr>
-        <w:t>Rule 5.4 — Preconditions before enabling masking:</w:t>
-      </w:r>
-      <w:r>
-        <w:t xml:space="preserve"> the policy set exists in that</w:t>
+        <w:t>Rule 5.4 — Preconditions before enabling masking in an environment:</w:t>
       </w:r>
     </w:p>
     <w:p>
-      <w:r>
-        <w:t xml:space="preserve">database, and </w:t>
-      </w:r>
+      <w:pPr>
+        <w:pStyle w:val="ListNumber"/>
+      </w:pPr>
+      <w:r>
+        <w:t>The policy set exists in that database</w:t>
+      </w:r>
+    </w:p>
+    <w:p>
+      <w:pPr>
+        <w:pStyle w:val="ListNumber"/>
+      </w:pPr>
+      <w:r>
+        <w:rPr>
+          <w:rFonts w:ascii="Consolas" w:hAnsi="Consolas"/>
+          <w:color w:val="740049"/>
+          <w:sz w:val="19"/>
+        </w:rPr>
+        <w:t>{CODE}_DBT_{ENV}</w:t>
+      </w:r>
+      <w:r>
+        <w:t xml:space="preserve"> holds </w:t>
+      </w:r>
+      <w:r>
+        <w:rPr>
+          <w:rFonts w:ascii="Consolas" w:hAnsi="Consolas"/>
+          <w:color w:val="740049"/>
+          <w:sz w:val="19"/>
+        </w:rPr>
+        <w:t>APPLY</w:t>
+      </w:r>
+      <w:r>
+        <w:t xml:space="preserve"> on each masking policy. Without it the build fails</w:t>
+      </w:r>
+    </w:p>
+    <w:p>
+      <w:r>
+        <w:t xml:space="preserve">with </w:t>
+      </w:r>
+      <w:r>
+        <w:rPr>
+          <w:rFonts w:ascii="Consolas" w:hAnsi="Consolas"/>
+          <w:color w:val="740049"/>
+          <w:sz w:val="19"/>
+        </w:rPr>
+        <w:t>does not exist or not authorized</w:t>
+      </w:r>
+      <w:r>
+        <w:t xml:space="preserve"> — a message Snowflake uses for both a</w:t>
+      </w:r>
+    </w:p>
+    <w:p>
+      <w:r>
+        <w:t>missing object and a missing grant</w:t>
+      </w:r>
+    </w:p>
+    <w:p>
+      <w:pPr>
+        <w:pStyle w:val="ListNumber"/>
+      </w:pPr>
       <w:r>
         <w:rPr>
           <w:rFonts w:ascii="Consolas" w:hAnsi="Consolas"/>
@@ -1548,6 +1601,49 @@
         <w:t>role_pii_unmask</w:t>
       </w:r>
       <w:r>
+        <w:t xml:space="preserve"> carries a row per PII class for </w:t>
+      </w:r>
+      <w:r>
+        <w:rPr>
+          <w:rFonts w:ascii="Consolas" w:hAnsi="Consolas"/>
+          <w:color w:val="740049"/>
+          <w:sz w:val="19"/>
+        </w:rPr>
+        <w:t>{CODE}_DBT_{ENV}</w:t>
+      </w:r>
+      <w:r>
+        <w:t>. The ETL role</w:t>
+      </w:r>
+    </w:p>
+    <w:p>
+      <w:r>
+        <w:t>writes these columns and holds the plaintext by construction; masking it protects</w:t>
+      </w:r>
+    </w:p>
+    <w:p>
+      <w:r>
+        <w:t xml:space="preserve">nothing and </w:t>
+      </w:r>
+      <w:r>
+        <w:rPr>
+          <w:b/>
+        </w:rPr>
+        <w:t>breaks every `not_null` test on a masked column</w:t>
+      </w:r>
+    </w:p>
+    <w:p>
+      <w:pPr>
+        <w:pStyle w:val="ListNumber"/>
+      </w:pPr>
+      <w:r>
+        <w:rPr>
+          <w:rFonts w:ascii="Consolas" w:hAnsi="Consolas"/>
+          <w:color w:val="740049"/>
+          <w:sz w:val="19"/>
+        </w:rPr>
+        <w:t>role_pii_unmask</w:t>
+      </w:r>
+      <w:r>
         <w:t xml:space="preserve"> / </w:t>
       </w:r>
       <w:r>
@@ -1559,17 +1655,97 @@
         <w:t>user_pii_unmask</w:t>
       </w:r>
       <w:r>
-        <w:t xml:space="preserve"> are populated. Both grids default to</w:t>
+        <w:t xml:space="preserve"> are populated for the principals who need</w:t>
       </w:r>
     </w:p>
     <w:p>
       <w:r>
-        <w:t>deny by absence: enabling masking against empty grids masks the column for everyone,</w:t>
+        <w:t>plaintext. Both grids deny by absence: enabling masking against empty grids masks</w:t>
       </w:r>
     </w:p>
     <w:p>
       <w:r>
-        <w:t>including the registrar.</w:t>
+        <w:t>the column for everyone, including the registrar</w:t>
+      </w:r>
+    </w:p>
+    <w:p>
+      <w:pPr>
+        <w:pStyle w:val="ListNumber"/>
+      </w:pPr>
+      <w:r>
+        <w:t xml:space="preserve">Attachment is confirmed by querying </w:t>
+      </w:r>
+      <w:r>
+        <w:rPr>
+          <w:rFonts w:ascii="Consolas" w:hAnsi="Consolas"/>
+          <w:color w:val="740049"/>
+          <w:sz w:val="19"/>
+        </w:rPr>
+        <w:t>information_schema.policy_references</w:t>
+      </w:r>
+    </w:p>
+    <w:p>
+      <w:r>
+        <w:rPr>
+          <w:b/>
+        </w:rPr>
+        <w:t>Rule 5.4.1</w:t>
+      </w:r>
+      <w:r>
+        <w:t xml:space="preserve"> — Masking is applied by the </w:t>
+      </w:r>
+      <w:r>
+        <w:rPr>
+          <w:rFonts w:ascii="Consolas" w:hAnsi="Consolas"/>
+          <w:color w:val="740049"/>
+          <w:sz w:val="19"/>
+        </w:rPr>
+        <w:t>apply_masking()</w:t>
+      </w:r>
+      <w:r>
+        <w:t xml:space="preserve"> post-hook, which re-attaches</w:t>
+      </w:r>
+    </w:p>
+    <w:p>
+      <w:r>
+        <w:t xml:space="preserve">policies on every build. Do not apply masking by ad-hoc </w:t>
+      </w:r>
+      <w:r>
+        <w:rPr>
+          <w:rFonts w:ascii="Consolas" w:hAnsi="Consolas"/>
+          <w:color w:val="740049"/>
+          <w:sz w:val="19"/>
+        </w:rPr>
+        <w:t>ALTER TABLE</w:t>
+      </w:r>
+      <w:r>
+        <w:t>: `CREATE OR REPLACE</w:t>
+      </w:r>
+    </w:p>
+    <w:p>
+      <w:r>
+        <w:t>TABLE` drops column policies, so a hand-applied mask survives only until the next build</w:t>
+      </w:r>
+    </w:p>
+    <w:p>
+      <w:r>
+        <w:t>and the build reports success either way.</w:t>
+      </w:r>
+    </w:p>
+    <w:p>
+      <w:r>
+        <w:rPr>
+          <w:b/>
+        </w:rPr>
+        <w:t>Rule 5.4.2</w:t>
+      </w:r>
+      <w:r>
+        <w:t xml:space="preserve"> — Never resolve masking exemptions from a hardcoded role list inside a</w:t>
+      </w:r>
+    </w:p>
+    <w:p>
+      <w:r>
+        <w:t>policy body. Use the unmask grids, which are queryable, auditable and expiring.</w:t>
       </w:r>
     </w:p>
     <w:p>
@@ -2096,6 +2272,81 @@
                 <w:b/>
               </w:rPr>
               <w:t>Why</w:t>
+            </w:r>
+          </w:p>
+        </w:tc>
+      </w:tr>
+      <w:tr>
+        <w:tc>
+          <w:tcPr>
+            <w:tcW w:type="dxa" w:w="4320"/>
+          </w:tcPr>
+          <w:p>
+            <w:r/>
+            <w:r>
+              <w:t xml:space="preserve">Apply a masking policy by ad-hoc </w:t>
+            </w:r>
+            <w:r>
+              <w:rPr>
+                <w:rFonts w:ascii="Consolas" w:hAnsi="Consolas"/>
+                <w:color w:val="740049"/>
+                <w:sz w:val="19"/>
+              </w:rPr>
+              <w:t>ALTER TABLE</w:t>
+            </w:r>
+          </w:p>
+        </w:tc>
+        <w:tc>
+          <w:tcPr>
+            <w:tcW w:type="dxa" w:w="4320"/>
+          </w:tcPr>
+          <w:p>
+            <w:r/>
+            <w:r>
+              <w:t xml:space="preserve">Dropped by the next </w:t>
+            </w:r>
+            <w:r>
+              <w:rPr>
+                <w:rFonts w:ascii="Consolas" w:hAnsi="Consolas"/>
+                <w:color w:val="740049"/>
+                <w:sz w:val="19"/>
+              </w:rPr>
+              <w:t>CREATE OR REPLACE TABLE</w:t>
+            </w:r>
+            <w:r>
+              <w:t xml:space="preserve">; use </w:t>
+            </w:r>
+            <w:r>
+              <w:rPr>
+                <w:rFonts w:ascii="Consolas" w:hAnsi="Consolas"/>
+                <w:color w:val="740049"/>
+                <w:sz w:val="19"/>
+              </w:rPr>
+              <w:t>apply_masking()</w:t>
+            </w:r>
+          </w:p>
+        </w:tc>
+      </w:tr>
+      <w:tr>
+        <w:tc>
+          <w:tcPr>
+            <w:tcW w:type="dxa" w:w="4320"/>
+          </w:tcPr>
+          <w:p>
+            <w:r/>
+            <w:r>
+              <w:t>Lower a test's severity because masking made it fail</w:t>
+            </w:r>
+          </w:p>
+        </w:tc>
+        <w:tc>
+          <w:tcPr>
+            <w:tcW w:type="dxa" w:w="4320"/>
+          </w:tcPr>
+          <w:p>
+            <w:r/>
+            <w:r>
+              <w:t>Trades real data-quality coverage for a control that protects nothing against the ETL role</w:t>
             </w:r>
           </w:p>
         </w:tc>
@@ -2633,7 +2884,13 @@
           <w:p>
             <w:r/>
             <w:r>
-              <w:t>❌</w:t>
+              <w:t xml:space="preserve">✅ </w:t>
+            </w:r>
+            <w:r>
+              <w:rPr>
+                <w:b/>
+              </w:rPr>
+              <w:t>PROD</w:t>
             </w:r>
           </w:p>
         </w:tc>
@@ -2679,7 +2936,13 @@
           <w:p>
             <w:r/>
             <w:r>
-              <w:t>❌</w:t>
+              <w:t xml:space="preserve">✅ </w:t>
+            </w:r>
+            <w:r>
+              <w:rPr>
+                <w:b/>
+              </w:rPr>
+              <w:t>PROD</w:t>
             </w:r>
           </w:p>
         </w:tc>
@@ -2725,7 +2988,7 @@
           <w:p>
             <w:r/>
             <w:r>
-              <w:t>DEV only</w:t>
+              <w:t>DEV + PROD</w:t>
             </w:r>
           </w:p>
         </w:tc>
@@ -2779,7 +3042,7 @@
           <w:p>
             <w:r/>
             <w:r>
-              <w:t>❌</w:t>
+              <w:t>✅ PROD (1 user)</w:t>
             </w:r>
           </w:p>
         </w:tc>
@@ -2825,7 +3088,13 @@
           <w:p>
             <w:r/>
             <w:r>
-              <w:t>❌</w:t>
+              <w:t xml:space="preserve">⚠️ PROD, </w:t>
+            </w:r>
+            <w:r>
+              <w:rPr>
+                <w:b/>
+              </w:rPr>
+              <w:t>synthetic</w:t>
             </w:r>
           </w:p>
         </w:tc>
@@ -2854,6 +3123,77 @@
       </w:tr>
     </w:tbl>
     <w:p/>
+    <w:p>
+      <w:r>
+        <w:t>DEMEAU PROD carries 9 row-access attachments and 7 masking attachments, both re-applied</w:t>
+      </w:r>
+    </w:p>
+    <w:p>
+      <w:r>
+        <w:t>by post-hook on every build. Verified 2026-08-17 by connecting as four demo personas:</w:t>
+      </w:r>
+    </w:p>
+    <w:p>
+      <w:r>
+        <w:t>registrar 89,123 rows with names and dates of birth in clear; advisor 125 rows with</w:t>
+      </w:r>
+    </w:p>
+    <w:p>
+      <w:r>
+        <w:t>names masked; financial aid 89,123 rows plus 204 aid records with amounts visible and</w:t>
+      </w:r>
+    </w:p>
+    <w:p>
+      <w:r>
+        <w:t xml:space="preserve">names masked; IR analyst 0 rows, since </w:t>
+      </w:r>
+      <w:r>
+        <w:rPr>
+          <w:rFonts w:ascii="Consolas" w:hAnsi="Consolas"/>
+          <w:color w:val="740049"/>
+          <w:sz w:val="19"/>
+        </w:rPr>
+        <w:t>AGGREGATED</w:t>
+      </w:r>
+      <w:r>
+        <w:t xml:space="preserve"> denies at row grain by design.</w:t>
+      </w:r>
+    </w:p>
+    <w:p>
+      <w:r>
+        <w:t xml:space="preserve">DEMEAU's advisor roster is </w:t>
+      </w:r>
+      <w:r>
+        <w:rPr>
+          <w:b/>
+        </w:rPr>
+        <w:t>synthetic</w:t>
+      </w:r>
+      <w:r>
+        <w:t xml:space="preserve"> — 40 students assigned to a demo persona. No</w:t>
+      </w:r>
+    </w:p>
+    <w:p>
+      <w:r>
+        <w:t xml:space="preserve">school has advisor data in any source system, so </w:t>
+      </w:r>
+      <w:r>
+        <w:rPr>
+          <w:rFonts w:ascii="Consolas" w:hAnsi="Consolas"/>
+          <w:color w:val="740049"/>
+          <w:sz w:val="19"/>
+        </w:rPr>
+        <w:t>SCOPED</w:t>
+      </w:r>
+      <w:r>
+        <w:t xml:space="preserve"> cannot be demonstrated with</w:t>
+      </w:r>
+    </w:p>
+    <w:p>
+      <w:r>
+        <w:t>real assignments anywhere.</w:t>
+      </w:r>
+    </w:p>
     <w:p>
       <w:r>
         <w:t>Open dependencies outside engineering control:</w:t>
